--- a/resume.docx
+++ b/resume.docx
@@ -152,13 +152,19 @@
         <w:pStyle w:val="FirstParagraph"/>
       </w:pPr>
       <w:r>
-        <w:t xml:space="preserve">Development Lead at BMO - Online Banking for Business (OLBB) creating impactful products that power great customer experiences.</w:t>
-      </w:r>
-      <w:r>
-        <w:t xml:space="preserve"> </w:t>
-      </w:r>
-      <w:r>
-        <w:t xml:space="preserve">Passionate about learning new tech and keeping up on the latest trends in web development.</w:t>
+        <w:t xml:space="preserve">Solution Architect and full-stack engineering leader with 5+ years delivering enterprise web applications in commercial banking.</w:t>
+      </w:r>
+      <w:r>
+        <w:t xml:space="preserve"> </w:t>
+      </w:r>
+      <w:r>
+        <w:t xml:space="preserve">Deep expertise in Node.js and Angular, with a track record of designing scalable platform architectures, leading cross-functional teams, and modernizing legacy systems at pace.</w:t>
+      </w:r>
+      <w:r>
+        <w:t xml:space="preserve"> </w:t>
+      </w:r>
+      <w:r>
+        <w:t xml:space="preserve">Currently the Solution Architect for BMO’s Online Banking for Business (OLBB) platform — owning front-end architecture, Node.js API design, and engineering team growth across a suite of products serving millions of commercial banking customers.</w:t>
       </w:r>
     </w:p>
     <w:p>
@@ -236,7 +242,7 @@
         <w:pStyle w:val="FirstParagraph"/>
       </w:pPr>
       <w:r>
-        <w:t xml:space="preserve">BMO Financial Group operates the 8</w:t>
+        <w:t xml:space="preserve">BMO Financial Group is the 8</w:t>
       </w:r>
       <m:oMath>
         <m:sSup>
@@ -259,13 +265,13 @@
         <w:t xml:space="preserve"> </w:t>
       </w:r>
       <w:r>
-        <w:t xml:space="preserve">largest bank in North America.</w:t>
-      </w:r>
-      <w:r>
-        <w:t xml:space="preserve"> </w:t>
-      </w:r>
-      <w:r>
-        <w:t xml:space="preserve">BMO is a highly diversified financial services provider to over 12 million customers.</w:t>
+        <w:t xml:space="preserve">largest bank in North America,</w:t>
+      </w:r>
+      <w:r>
+        <w:t xml:space="preserve"> </w:t>
+      </w:r>
+      <w:r>
+        <w:t xml:space="preserve">serving over 12 million customers across a highly diversified range of financial services.</w:t>
       </w:r>
     </w:p>
     <w:tbl>
@@ -283,7 +289,7 @@
               <w:jc w:val="left"/>
             </w:pPr>
             <w:r>
-              <w:t xml:space="preserve">Development Lead -</w:t>
+              <w:t xml:space="preserve">Solution Architect -</w:t>
             </w:r>
             <w:r>
               <w:t xml:space="preserve"> </w:t>
@@ -322,40 +328,7 @@
         </w:numPr>
       </w:pPr>
       <w:r>
-        <w:t xml:space="preserve">Architect, develop, and maintain frontend UI applications, their backend APIs, and associated libraries</w:t>
-      </w:r>
-    </w:p>
-    <w:p>
-      <w:pPr>
-        <w:numPr>
-          <w:ilvl w:val="1"/>
-          <w:numId w:val="1003"/>
-        </w:numPr>
-      </w:pPr>
-      <w:r>
-        <w:t xml:space="preserve">Tech lead on product wide Angular Upgrade project, upgrading 30+ UI application from legacy versions</w:t>
-      </w:r>
-    </w:p>
-    <w:p>
-      <w:pPr>
-        <w:numPr>
-          <w:ilvl w:val="1"/>
-          <w:numId w:val="1003"/>
-        </w:numPr>
-      </w:pPr>
-      <w:r>
-        <w:t xml:space="preserve">Tech lead on OLBB Getting Started Hub learning content delivery platform</w:t>
-      </w:r>
-    </w:p>
-    <w:p>
-      <w:pPr>
-        <w:numPr>
-          <w:ilvl w:val="1"/>
-          <w:numId w:val="1003"/>
-        </w:numPr>
-      </w:pPr>
-      <w:r>
-        <w:t xml:space="preserve">Tech lead on implementation of reddot award winning (2024) Lexicon design system and component library</w:t>
+        <w:t xml:space="preserve">Own end-to-end architecture and delivery of Angular front-end applications and their Node.js backend APIs across the OLBB commercial banking platform</w:t>
       </w:r>
     </w:p>
     <w:p>
@@ -366,7 +339,96 @@
         </w:numPr>
       </w:pPr>
       <w:r>
-        <w:t xml:space="preserve">Team building and mentoring junior developers</w:t>
+        <w:t xml:space="preserve">Directed the OLBB-wide Angular upgrade programme — the largest front-end modernisation effort across the platform, migrating 30+ applications spanning AngularJS, Angular 4, and Angular 7 all the way to Angular 19; authored the foundational libraries and SDKs that made incremental migration possible, then planned and led the full rollout across every UI surface</w:t>
+      </w:r>
+    </w:p>
+    <w:p>
+      <w:pPr>
+        <w:numPr>
+          <w:ilvl w:val="0"/>
+          <w:numId w:val="1002"/>
+        </w:numPr>
+      </w:pPr>
+      <w:r>
+        <w:t xml:space="preserve">Tech lead on the OLBB</w:t>
+      </w:r>
+      <w:r>
+        <w:t xml:space="preserve"> </w:t>
+      </w:r>
+      <w:r>
+        <w:rPr>
+          <w:i/>
+        </w:rPr>
+        <w:t xml:space="preserve">Getting Started Hub</w:t>
+      </w:r>
+      <w:r>
+        <w:t xml:space="preserve"> </w:t>
+      </w:r>
+      <w:r>
+        <w:t xml:space="preserve">— a learning content delivery platform designed to accelerate new commercial banking customer onboarding</w:t>
+      </w:r>
+    </w:p>
+    <w:p>
+      <w:pPr>
+        <w:numPr>
+          <w:ilvl w:val="0"/>
+          <w:numId w:val="1002"/>
+        </w:numPr>
+      </w:pPr>
+      <w:r>
+        <w:t xml:space="preserve">Led engineering delivery of</w:t>
+      </w:r>
+      <w:r>
+        <w:t xml:space="preserve"> </w:t>
+      </w:r>
+      <w:r>
+        <w:rPr>
+          <w:i/>
+        </w:rPr>
+        <w:t xml:space="preserve">Lexicon</w:t>
+      </w:r>
+      <w:r>
+        <w:t xml:space="preserve"> </w:t>
+      </w:r>
+      <w:r>
+        <w:t xml:space="preserve">— a dual-format Angular and Web Component design system and component library for commercial banking, which earned the</w:t>
+      </w:r>
+      <w:r>
+        <w:t xml:space="preserve"> </w:t>
+      </w:r>
+      <w:r>
+        <w:rPr>
+          <w:b/>
+        </w:rPr>
+        <w:t xml:space="preserve">Red Dot Award (2024)</w:t>
+      </w:r>
+      <w:r>
+        <w:t xml:space="preserve"> </w:t>
+      </w:r>
+      <w:r>
+        <w:t xml:space="preserve">and is now the standard UI layer across the OLBB product suite</w:t>
+      </w:r>
+    </w:p>
+    <w:p>
+      <w:pPr>
+        <w:numPr>
+          <w:ilvl w:val="0"/>
+          <w:numId w:val="1002"/>
+        </w:numPr>
+      </w:pPr>
+      <w:r>
+        <w:t xml:space="preserve">Recruit, mentor, and grow a team of full-stack engineers; established code-review practices, architectural standards, and a culture of continuous improvement</w:t>
+      </w:r>
+    </w:p>
+    <w:p>
+      <w:pPr>
+        <w:numPr>
+          <w:ilvl w:val="0"/>
+          <w:numId w:val="1002"/>
+        </w:numPr>
+      </w:pPr>
+      <w:r>
+        <w:t xml:space="preserve">Collaborate with product owners and senior stakeholders to translate business requirements into scalable technical solutions</w:t>
       </w:r>
     </w:p>
     <w:p>
@@ -384,13 +446,13 @@
         <w:pStyle w:val="FirstParagraph"/>
       </w:pPr>
       <w:r>
-        <w:t xml:space="preserve">WebsiteBox is a later stage SaaS startup offering website hosting and WYSIWYG</w:t>
-      </w:r>
-      <w:r>
-        <w:t xml:space="preserve"> </w:t>
-      </w:r>
-      <w:r>
-        <w:t xml:space="preserve">website design to real estate agents and brokers.</w:t>
+        <w:t xml:space="preserve">WebsiteBox is a SaaS platform providing website hosting and WYSIWYG design tools</w:t>
+      </w:r>
+      <w:r>
+        <w:t xml:space="preserve"> </w:t>
+      </w:r>
+      <w:r>
+        <w:t xml:space="preserve">to real estate agents and brokerages.</w:t>
       </w:r>
     </w:p>
     <w:tbl>
@@ -443,45 +505,33 @@
       <w:pPr>
         <w:numPr>
           <w:ilvl w:val="0"/>
-          <w:numId w:val="1004"/>
-        </w:numPr>
-      </w:pPr>
-      <w:r>
-        <w:t xml:space="preserve">Developed and maintained Angular &amp; AngularJS front end applications and supporting</w:t>
-      </w:r>
-      <w:r>
-        <w:t xml:space="preserve"> </w:t>
-      </w:r>
-      <w:r>
-        <w:t xml:space="preserve">express microservices</w:t>
-      </w:r>
-    </w:p>
-    <w:p>
-      <w:pPr>
-        <w:numPr>
-          <w:ilvl w:val="0"/>
-          <w:numId w:val="1004"/>
-        </w:numPr>
-      </w:pPr>
-      <w:r>
-        <w:t xml:space="preserve">Worked extensively with the Stripe API and contributed to the migration from a legacy</w:t>
-      </w:r>
-      <w:r>
-        <w:t xml:space="preserve"> </w:t>
-      </w:r>
-      <w:r>
-        <w:t xml:space="preserve">billing platform</w:t>
-      </w:r>
-    </w:p>
-    <w:p>
-      <w:pPr>
-        <w:numPr>
-          <w:ilvl w:val="0"/>
-          <w:numId w:val="1004"/>
-        </w:numPr>
-      </w:pPr>
-      <w:r>
-        <w:t xml:space="preserve">Experience working with Elasticsearch, Apache Cassandra, and MySQL (MariaDB)</w:t>
+          <w:numId w:val="1003"/>
+        </w:numPr>
+      </w:pPr>
+      <w:r>
+        <w:t xml:space="preserve">Built and maintained Angular and AngularJS front-end applications backed by Node.js/Express microservices</w:t>
+      </w:r>
+    </w:p>
+    <w:p>
+      <w:pPr>
+        <w:numPr>
+          <w:ilvl w:val="0"/>
+          <w:numId w:val="1003"/>
+        </w:numPr>
+      </w:pPr>
+      <w:r>
+        <w:t xml:space="preserve">Drove the migration from a legacy billing system to Stripe, delivering reliable, PCI-compliant payment processing</w:t>
+      </w:r>
+    </w:p>
+    <w:p>
+      <w:pPr>
+        <w:numPr>
+          <w:ilvl w:val="0"/>
+          <w:numId w:val="1003"/>
+        </w:numPr>
+      </w:pPr>
+      <w:r>
+        <w:t xml:space="preserve">Worked across a polyglot data layer including Elasticsearch, Apache Cassandra, and MySQL (MariaDB)</w:t>
       </w:r>
     </w:p>
     <w:p>
@@ -499,13 +549,7 @@
         <w:pStyle w:val="FirstParagraph"/>
       </w:pPr>
       <w:r>
-        <w:t xml:space="preserve">FliteX is an early stage startup aiming to be a major disruptor of the airline business.</w:t>
-      </w:r>
-      <w:r>
-        <w:t xml:space="preserve"> </w:t>
-      </w:r>
-      <w:r>
-        <w:t xml:space="preserve">Offering flight route optimization via a SaaS model.</w:t>
+        <w:t xml:space="preserve">FliteX is an early-stage startup building a SaaS platform for AI-driven airline route optimization.</w:t>
       </w:r>
     </w:p>
     <w:tbl>
@@ -558,22 +602,22 @@
       <w:pPr>
         <w:numPr>
           <w:ilvl w:val="0"/>
-          <w:numId w:val="1005"/>
-        </w:numPr>
-      </w:pPr>
-      <w:r>
-        <w:t xml:space="preserve">Prototyped a map based SPA used for flight route optimization</w:t>
-      </w:r>
-    </w:p>
-    <w:p>
-      <w:pPr>
-        <w:numPr>
-          <w:ilvl w:val="0"/>
-          <w:numId w:val="1005"/>
-        </w:numPr>
-      </w:pPr>
-      <w:r>
-        <w:t xml:space="preserve">Ported MATLAB to Python (numpy, scipy)</w:t>
+          <w:numId w:val="1004"/>
+        </w:numPr>
+      </w:pPr>
+      <w:r>
+        <w:t xml:space="preserve">Prototyped a geospatial SPA (Angular) for interactive flight route visualization and optimization</w:t>
+      </w:r>
+    </w:p>
+    <w:p>
+      <w:pPr>
+        <w:numPr>
+          <w:ilvl w:val="0"/>
+          <w:numId w:val="1004"/>
+        </w:numPr>
+      </w:pPr>
+      <w:r>
+        <w:t xml:space="preserve">Ported core algorithmic models from MATLAB to Python (NumPy, SciPy), improving iteration speed and testability</w:t>
       </w:r>
     </w:p>
     <w:p>
@@ -591,19 +635,13 @@
         <w:pStyle w:val="FirstParagraph"/>
       </w:pPr>
       <w:r>
-        <w:t xml:space="preserve">Wysdom AI is a later stage startup and artificial intelligence company offering virtual assistant software</w:t>
-      </w:r>
-      <w:r>
-        <w:t xml:space="preserve"> </w:t>
-      </w:r>
-      <w:r>
-        <w:t xml:space="preserve">via a SaaS platform. The Wysdom AI chatbot product was initially designed to service the needs of</w:t>
-      </w:r>
-      <w:r>
-        <w:t xml:space="preserve"> </w:t>
-      </w:r>
-      <w:r>
-        <w:t xml:space="preserve">large telecoms.</w:t>
+        <w:t xml:space="preserve">Wysdom AI is an AI company offering enterprise virtual assistant and chatbot software via a SaaS platform,</w:t>
+      </w:r>
+      <w:r>
+        <w:t xml:space="preserve"> </w:t>
+      </w:r>
+      <w:r>
+        <w:t xml:space="preserve">primarily serving large telecoms.</w:t>
       </w:r>
     </w:p>
     <w:tbl>
@@ -656,11 +694,62 @@
       <w:pPr>
         <w:numPr>
           <w:ilvl w:val="0"/>
+          <w:numId w:val="1005"/>
+        </w:numPr>
+      </w:pPr>
+      <w:r>
+        <w:t xml:space="preserve">Designed and implemented automated chatbot regression testing in Python, reducing manual QA effort</w:t>
+      </w:r>
+    </w:p>
+    <w:p>
+      <w:pPr>
+        <w:numPr>
+          <w:ilvl w:val="0"/>
+          <w:numId w:val="1005"/>
+        </w:numPr>
+      </w:pPr>
+      <w:r>
+        <w:t xml:space="preserve">Built web-based business process automation tools that improved internal operational workflows</w:t>
+      </w:r>
+    </w:p>
+    <w:p>
+      <w:pPr>
+        <w:numPr>
+          <w:ilvl w:val="0"/>
+          <w:numId w:val="1005"/>
+        </w:numPr>
+      </w:pPr>
+      <w:r>
+        <w:t xml:space="preserve">Contributed to a prototype audio-processing data pipeline using FFmpeg for ML training data preparation</w:t>
+      </w:r>
+    </w:p>
+    <w:p>
+      <w:pPr>
+        <w:pStyle w:val="Heading1"/>
+      </w:pPr>
+      <w:bookmarkStart w:id="40" w:name="skills"/>
+      <w:r>
+        <w:t xml:space="preserve">SKILLS</w:t>
+      </w:r>
+      <w:bookmarkEnd w:id="40"/>
+    </w:p>
+    <w:p>
+      <w:pPr>
+        <w:pStyle w:val="FirstParagraph"/>
+      </w:pPr>
+      <w:r>
+        <w:t xml:space="preserve">3</w:t>
+      </w:r>
+    </w:p>
+    <w:p>
+      <w:pPr>
+        <w:numPr>
+          <w:ilvl w:val="0"/>
           <w:numId w:val="1006"/>
         </w:numPr>
       </w:pPr>
       <w:r>
-        <w:t xml:space="preserve">Automated chatbot testing in Python</w:t>
+        <w:t xml:space="preserve">Node.js / Express</w:t>
       </w:r>
     </w:p>
     <w:p>
@@ -671,7 +760,7 @@
         </w:numPr>
       </w:pPr>
       <w:r>
-        <w:t xml:space="preserve">Developed web based business process automation tools and applications</w:t>
+        <w:t xml:space="preserve">Angular (2–18)</w:t>
       </w:r>
     </w:p>
     <w:p>
@@ -682,180 +771,123 @@
         </w:numPr>
       </w:pPr>
       <w:r>
-        <w:t xml:space="preserve">Contributed to the development of a prototype data pipeline which used audio filters</w:t>
-      </w:r>
-      <w:r>
-        <w:t xml:space="preserve"> </w:t>
-      </w:r>
-      <w:r>
-        <w:t xml:space="preserve">(FFmpeg) to manipulate mp3 formatted data</w:t>
+        <w:t xml:space="preserve">TypeScript / JavaScript</w:t>
+      </w:r>
+    </w:p>
+    <w:p>
+      <w:pPr>
+        <w:numPr>
+          <w:ilvl w:val="0"/>
+          <w:numId w:val="1006"/>
+        </w:numPr>
+      </w:pPr>
+      <w:r>
+        <w:t xml:space="preserve">RESTful API Design</w:t>
+      </w:r>
+    </w:p>
+    <w:p>
+      <w:pPr>
+        <w:numPr>
+          <w:ilvl w:val="0"/>
+          <w:numId w:val="1006"/>
+        </w:numPr>
+      </w:pPr>
+      <w:r>
+        <w:t xml:space="preserve">Microservices</w:t>
+      </w:r>
+    </w:p>
+    <w:p>
+      <w:pPr>
+        <w:numPr>
+          <w:ilvl w:val="0"/>
+          <w:numId w:val="1006"/>
+        </w:numPr>
+      </w:pPr>
+      <w:r>
+        <w:t xml:space="preserve">React</w:t>
+      </w:r>
+    </w:p>
+    <w:p>
+      <w:pPr>
+        <w:numPr>
+          <w:ilvl w:val="0"/>
+          <w:numId w:val="1006"/>
+        </w:numPr>
+      </w:pPr>
+      <w:r>
+        <w:t xml:space="preserve">HTML / CSS</w:t>
+      </w:r>
+    </w:p>
+    <w:p>
+      <w:pPr>
+        <w:numPr>
+          <w:ilvl w:val="0"/>
+          <w:numId w:val="1006"/>
+        </w:numPr>
+      </w:pPr>
+      <w:r>
+        <w:t xml:space="preserve">AWS</w:t>
+      </w:r>
+    </w:p>
+    <w:p>
+      <w:pPr>
+        <w:numPr>
+          <w:ilvl w:val="0"/>
+          <w:numId w:val="1006"/>
+        </w:numPr>
+      </w:pPr>
+      <w:r>
+        <w:t xml:space="preserve">Kubernetes / OpenShift</w:t>
+      </w:r>
+    </w:p>
+    <w:p>
+      <w:pPr>
+        <w:numPr>
+          <w:ilvl w:val="0"/>
+          <w:numId w:val="1006"/>
+        </w:numPr>
+      </w:pPr>
+      <w:r>
+        <w:t xml:space="preserve">CI/CD and IaC</w:t>
+      </w:r>
+    </w:p>
+    <w:p>
+      <w:pPr>
+        <w:numPr>
+          <w:ilvl w:val="0"/>
+          <w:numId w:val="1006"/>
+        </w:numPr>
+      </w:pPr>
+      <w:r>
+        <w:t xml:space="preserve">Web Components</w:t>
+      </w:r>
+    </w:p>
+    <w:p>
+      <w:pPr>
+        <w:numPr>
+          <w:ilvl w:val="0"/>
+          <w:numId w:val="1006"/>
+        </w:numPr>
+      </w:pPr>
+      <w:r>
+        <w:t xml:space="preserve">Agile / Scrum</w:t>
       </w:r>
     </w:p>
     <w:p>
       <w:pPr>
         <w:pStyle w:val="Heading1"/>
       </w:pPr>
-      <w:bookmarkStart w:id="40" w:name="skills"/>
-      <w:r>
-        <w:t xml:space="preserve">SKILLS</w:t>
-      </w:r>
-      <w:bookmarkEnd w:id="40"/>
-    </w:p>
-    <w:p>
-      <w:pPr>
-        <w:pStyle w:val="FirstParagraph"/>
-      </w:pPr>
-      <w:r>
-        <w:t xml:space="preserve">3</w:t>
-      </w:r>
+      <w:bookmarkStart w:id="41" w:name="certifications"/>
+      <w:r>
+        <w:t xml:space="preserve">CERTIFICATIONS</w:t>
+      </w:r>
+      <w:bookmarkEnd w:id="41"/>
     </w:p>
     <w:p>
       <w:pPr>
         <w:numPr>
           <w:ilvl w:val="0"/>
           <w:numId w:val="1007"/>
-        </w:numPr>
-      </w:pPr>
-      <w:r>
-        <w:t xml:space="preserve">HTML</w:t>
-      </w:r>
-    </w:p>
-    <w:p>
-      <w:pPr>
-        <w:numPr>
-          <w:ilvl w:val="0"/>
-          <w:numId w:val="1007"/>
-        </w:numPr>
-      </w:pPr>
-      <w:r>
-        <w:t xml:space="preserve">CSS</w:t>
-      </w:r>
-    </w:p>
-    <w:p>
-      <w:pPr>
-        <w:numPr>
-          <w:ilvl w:val="0"/>
-          <w:numId w:val="1007"/>
-        </w:numPr>
-      </w:pPr>
-      <w:r>
-        <w:t xml:space="preserve">JavaScript/TypeScript</w:t>
-      </w:r>
-    </w:p>
-    <w:p>
-      <w:pPr>
-        <w:numPr>
-          <w:ilvl w:val="0"/>
-          <w:numId w:val="1007"/>
-        </w:numPr>
-      </w:pPr>
-      <w:r>
-        <w:t xml:space="preserve">Node.js</w:t>
-      </w:r>
-    </w:p>
-    <w:p>
-      <w:pPr>
-        <w:numPr>
-          <w:ilvl w:val="0"/>
-          <w:numId w:val="1007"/>
-        </w:numPr>
-      </w:pPr>
-      <w:r>
-        <w:t xml:space="preserve">Angular</w:t>
-      </w:r>
-    </w:p>
-    <w:p>
-      <w:pPr>
-        <w:numPr>
-          <w:ilvl w:val="0"/>
-          <w:numId w:val="1007"/>
-        </w:numPr>
-      </w:pPr>
-      <w:r>
-        <w:t xml:space="preserve">React</w:t>
-      </w:r>
-    </w:p>
-    <w:p>
-      <w:pPr>
-        <w:numPr>
-          <w:ilvl w:val="0"/>
-          <w:numId w:val="1007"/>
-        </w:numPr>
-      </w:pPr>
-      <w:r>
-        <w:t xml:space="preserve">AWS</w:t>
-      </w:r>
-    </w:p>
-    <w:p>
-      <w:pPr>
-        <w:numPr>
-          <w:ilvl w:val="0"/>
-          <w:numId w:val="1007"/>
-        </w:numPr>
-      </w:pPr>
-      <w:r>
-        <w:t xml:space="preserve">Kubernetes/OpenShift</w:t>
-      </w:r>
-    </w:p>
-    <w:p>
-      <w:pPr>
-        <w:numPr>
-          <w:ilvl w:val="0"/>
-          <w:numId w:val="1007"/>
-        </w:numPr>
-      </w:pPr>
-      <w:r>
-        <w:t xml:space="preserve">Git</w:t>
-      </w:r>
-    </w:p>
-    <w:p>
-      <w:pPr>
-        <w:numPr>
-          <w:ilvl w:val="0"/>
-          <w:numId w:val="1007"/>
-        </w:numPr>
-      </w:pPr>
-      <w:r>
-        <w:t xml:space="preserve">Agile</w:t>
-      </w:r>
-    </w:p>
-    <w:p>
-      <w:pPr>
-        <w:numPr>
-          <w:ilvl w:val="0"/>
-          <w:numId w:val="1007"/>
-        </w:numPr>
-      </w:pPr>
-      <w:r>
-        <w:t xml:space="preserve">CI/CD and IaC</w:t>
-      </w:r>
-    </w:p>
-    <w:p>
-      <w:pPr>
-        <w:numPr>
-          <w:ilvl w:val="0"/>
-          <w:numId w:val="1007"/>
-        </w:numPr>
-      </w:pPr>
-      <w:r>
-        <w:t xml:space="preserve">Web Components</w:t>
-      </w:r>
-    </w:p>
-    <w:p>
-      <w:pPr>
-        <w:pStyle w:val="Heading1"/>
-      </w:pPr>
-      <w:bookmarkStart w:id="41" w:name="certifications"/>
-      <w:r>
-        <w:t xml:space="preserve">CERTIFICATIONS</w:t>
-      </w:r>
-      <w:bookmarkEnd w:id="41"/>
-    </w:p>
-    <w:p>
-      <w:pPr>
-        <w:numPr>
-          <w:ilvl w:val="0"/>
-          <w:numId w:val="1008"/>
         </w:numPr>
       </w:pPr>
       <w:r>
@@ -889,7 +921,7 @@
       <w:pPr>
         <w:numPr>
           <w:ilvl w:val="0"/>
-          <w:numId w:val="1008"/>
+          <w:numId w:val="1007"/>
         </w:numPr>
       </w:pPr>
       <w:r>
@@ -923,7 +955,7 @@
       <w:pPr>
         <w:numPr>
           <w:ilvl w:val="0"/>
-          <w:numId w:val="1008"/>
+          <w:numId w:val="1007"/>
         </w:numPr>
       </w:pPr>
       <w:r>
@@ -957,7 +989,7 @@
       <w:pPr>
         <w:numPr>
           <w:ilvl w:val="0"/>
-          <w:numId w:val="1008"/>
+          <w:numId w:val="1007"/>
         </w:numPr>
       </w:pPr>
       <w:r>
@@ -991,7 +1023,7 @@
       <w:pPr>
         <w:numPr>
           <w:ilvl w:val="0"/>
-          <w:numId w:val="1008"/>
+          <w:numId w:val="1007"/>
         </w:numPr>
       </w:pPr>
       <w:r>
@@ -1025,7 +1057,7 @@
       <w:pPr>
         <w:numPr>
           <w:ilvl w:val="0"/>
-          <w:numId w:val="1008"/>
+          <w:numId w:val="1007"/>
         </w:numPr>
       </w:pPr>
       <w:r>
@@ -1069,7 +1101,7 @@
       <w:pPr>
         <w:numPr>
           <w:ilvl w:val="0"/>
-          <w:numId w:val="1009"/>
+          <w:numId w:val="1008"/>
         </w:numPr>
       </w:pPr>
       <w:r>
@@ -1097,7 +1129,7 @@
       <w:pPr>
         <w:numPr>
           <w:ilvl w:val="0"/>
-          <w:numId w:val="1009"/>
+          <w:numId w:val="1008"/>
         </w:numPr>
       </w:pPr>
       <w:r>
@@ -1141,7 +1173,7 @@
       <w:pPr>
         <w:numPr>
           <w:ilvl w:val="0"/>
-          <w:numId w:val="1010"/>
+          <w:numId w:val="1009"/>
         </w:numPr>
       </w:pPr>
       <w:hyperlink r:id="rId52">
@@ -1190,7 +1222,7 @@
       <w:pPr>
         <w:numPr>
           <w:ilvl w:val="0"/>
-          <w:numId w:val="1011"/>
+          <w:numId w:val="1010"/>
         </w:numPr>
       </w:pPr>
       <w:hyperlink r:id="rId55">
@@ -1234,7 +1266,7 @@
       <w:pPr>
         <w:numPr>
           <w:ilvl w:val="0"/>
-          <w:numId w:val="1012"/>
+          <w:numId w:val="1011"/>
         </w:numPr>
       </w:pPr>
       <w:hyperlink r:id="rId57">
@@ -1545,9 +1577,6 @@
     <w:abstractNumId w:val="991"/>
   </w:num>
   <w:num w:numId="1011">
-    <w:abstractNumId w:val="991"/>
-  </w:num>
-  <w:num w:numId="1012">
     <w:abstractNumId w:val="991"/>
   </w:num>
 </w:numbering>

--- a/resume.docx
+++ b/resume.docx
@@ -1104,8 +1104,19 @@
           <w:numId w:val="1008"/>
         </w:numPr>
       </w:pPr>
-      <w:r>
-        <w:t xml:space="preserve">Video Summarizer - (</w:t>
+      <w:hyperlink r:id="rId49">
+        <w:r>
+          <w:rPr>
+            <w:rStyle w:val="Hyperlink"/>
+          </w:rPr>
+          <w:t xml:space="preserve">clef.sh</w:t>
+        </w:r>
+      </w:hyperlink>
+      <w:r>
+        <w:t xml:space="preserve"> </w:t>
+      </w:r>
+      <w:r>
+        <w:t xml:space="preserve">- (</w:t>
       </w:r>
       <w:hyperlink r:id="rId49">
         <w:r>
@@ -1116,13 +1127,7 @@
         </w:r>
       </w:hyperlink>
       <w:r>
-        <w:t xml:space="preserve">) - Alpine.js, TailwindCSS</w:t>
-      </w:r>
-      <w:r>
-        <w:t xml:space="preserve"> </w:t>
-      </w:r>
-      <w:r>
-        <w:t xml:space="preserve">for styling, WASM (if available), and OpenAI API</w:t>
+        <w:t xml:space="preserve">) — Secrets-as-code CLI tool; built end-to-end using TDD and BDD with AI-assisted development (Claude Code)</w:t>
       </w:r>
     </w:p>
     <w:p>
@@ -1132,8 +1137,19 @@
           <w:numId w:val="1008"/>
         </w:numPr>
       </w:pPr>
-      <w:r>
-        <w:t xml:space="preserve">Map Application - (</w:t>
+      <w:hyperlink r:id="rId50">
+        <w:r>
+          <w:rPr>
+            <w:rStyle w:val="Hyperlink"/>
+          </w:rPr>
+          <w:t xml:space="preserve">Fast Invites</w:t>
+        </w:r>
+      </w:hyperlink>
+      <w:r>
+        <w:t xml:space="preserve"> </w:t>
+      </w:r>
+      <w:r>
+        <w:t xml:space="preserve">- (</w:t>
       </w:r>
       <w:hyperlink r:id="rId50">
         <w:r>
@@ -1144,20 +1160,42 @@
         </w:r>
       </w:hyperlink>
       <w:r>
-        <w:t xml:space="preserve">) - Angular 12, NgRx</w:t>
-      </w:r>
-      <w:r>
-        <w:t xml:space="preserve"> </w:t>
-      </w:r>
-      <w:r>
-        <w:t xml:space="preserve">for state management, microservices implemented in Golang and TypeScript</w:t>
+        <w:t xml:space="preserve">) — Threshold voting application for meeting link coordination; lightweight full-stack SaaS</w:t>
+      </w:r>
+    </w:p>
+    <w:p>
+      <w:pPr>
+        <w:numPr>
+          <w:ilvl w:val="0"/>
+          <w:numId w:val="1008"/>
+        </w:numPr>
+      </w:pPr>
+      <w:r>
+        <w:t xml:space="preserve">Video Summarizer - (</w:t>
+      </w:r>
+      <w:hyperlink r:id="rId51">
+        <w:r>
+          <w:rPr>
+            <w:rStyle w:val="Hyperlink"/>
+          </w:rPr>
+          <w:t xml:space="preserve">Demo</w:t>
+        </w:r>
+      </w:hyperlink>
+      <w:r>
+        <w:t xml:space="preserve">) - Alpine.js, TailwindCSS</w:t>
+      </w:r>
+      <w:r>
+        <w:t xml:space="preserve"> </w:t>
+      </w:r>
+      <w:r>
+        <w:t xml:space="preserve">for styling, WASM (if available), and OpenAI API</w:t>
       </w:r>
     </w:p>
     <w:p>
       <w:pPr>
         <w:pStyle w:val="Heading1"/>
       </w:pPr>
-      <w:bookmarkStart w:id="51" w:name="extra--curriculars"/>
+      <w:bookmarkStart w:id="52" w:name="extra--curriculars"/>
       <w:r>
         <w:t xml:space="preserve">EXTRA-</w:t>
       </w:r>
@@ -1167,7 +1205,7 @@
       <w:r>
         <w:t xml:space="preserve">CURRICULARS</w:t>
       </w:r>
-      <w:bookmarkEnd w:id="51"/>
+      <w:bookmarkEnd w:id="52"/>
     </w:p>
     <w:p>
       <w:pPr>
@@ -1176,7 +1214,7 @@
           <w:numId w:val="1009"/>
         </w:numPr>
       </w:pPr>
-      <w:hyperlink r:id="rId52">
+      <w:hyperlink r:id="rId53">
         <w:r>
           <w:rPr>
             <w:rStyle w:val="Hyperlink"/>
@@ -1193,7 +1231,7 @@
       <w:r>
         <w:t xml:space="preserve"> </w:t>
       </w:r>
-      <w:hyperlink r:id="rId53">
+      <w:hyperlink r:id="rId54">
         <w:r>
           <w:rPr>
             <w:rStyle w:val="Hyperlink"/>
@@ -1212,11 +1250,11 @@
       <w:pPr>
         <w:pStyle w:val="Heading1"/>
       </w:pPr>
-      <w:bookmarkStart w:id="54" w:name="publications"/>
+      <w:bookmarkStart w:id="55" w:name="publications"/>
       <w:r>
         <w:t xml:space="preserve">PUBLICATIONS</w:t>
       </w:r>
-      <w:bookmarkEnd w:id="54"/>
+      <w:bookmarkEnd w:id="55"/>
     </w:p>
     <w:p>
       <w:pPr>
@@ -1225,7 +1263,7 @@
           <w:numId w:val="1010"/>
         </w:numPr>
       </w:pPr>
-      <w:hyperlink r:id="rId55">
+      <w:hyperlink r:id="rId56">
         <w:r>
           <w:rPr>
             <w:rStyle w:val="Hyperlink"/>
@@ -1256,11 +1294,11 @@
       <w:pPr>
         <w:pStyle w:val="Heading1"/>
       </w:pPr>
-      <w:bookmarkStart w:id="56" w:name="awards"/>
+      <w:bookmarkStart w:id="57" w:name="awards"/>
       <w:r>
         <w:t xml:space="preserve">AWARDS</w:t>
       </w:r>
-      <w:bookmarkEnd w:id="56"/>
+      <w:bookmarkEnd w:id="57"/>
     </w:p>
     <w:p>
       <w:pPr>
@@ -1269,7 +1307,7 @@
           <w:numId w:val="1011"/>
         </w:numPr>
       </w:pPr>
-      <w:hyperlink r:id="rId57">
+      <w:hyperlink r:id="rId58">
         <w:r>
           <w:rPr>
             <w:rStyle w:val="Hyperlink"/>

--- a/resume.docx
+++ b/resume.docx
@@ -1104,19 +1104,8 @@
           <w:numId w:val="1008"/>
         </w:numPr>
       </w:pPr>
-      <w:hyperlink r:id="rId49">
-        <w:r>
-          <w:rPr>
-            <w:rStyle w:val="Hyperlink"/>
-          </w:rPr>
-          <w:t xml:space="preserve">clef.sh</w:t>
-        </w:r>
-      </w:hyperlink>
-      <w:r>
-        <w:t xml:space="preserve"> </w:t>
-      </w:r>
-      <w:r>
-        <w:t xml:space="preserve">- (</w:t>
+      <w:r>
+        <w:t xml:space="preserve">Secrets-as-Code CLI - (</w:t>
       </w:r>
       <w:hyperlink r:id="rId49">
         <w:r>
@@ -1137,19 +1126,8 @@
           <w:numId w:val="1008"/>
         </w:numPr>
       </w:pPr>
-      <w:hyperlink r:id="rId50">
-        <w:r>
-          <w:rPr>
-            <w:rStyle w:val="Hyperlink"/>
-          </w:rPr>
-          <w:t xml:space="preserve">Fast Invites</w:t>
-        </w:r>
-      </w:hyperlink>
-      <w:r>
-        <w:t xml:space="preserve"> </w:t>
-      </w:r>
-      <w:r>
-        <w:t xml:space="preserve">- (</w:t>
+      <w:r>
+        <w:t xml:space="preserve">Fast and Simple Meeting Invitations - (</w:t>
       </w:r>
       <w:hyperlink r:id="rId50">
         <w:r>

--- a/resume.docx
+++ b/resume.docx
@@ -760,7 +760,7 @@
         </w:numPr>
       </w:pPr>
       <w:r>
-        <w:t xml:space="preserve">Angular (2–18)</w:t>
+        <w:t xml:space="preserve">Angular</w:t>
       </w:r>
     </w:p>
     <w:p>

--- a/resume.docx
+++ b/resume.docx
@@ -1192,24 +1192,13 @@
           <w:numId w:val="1009"/>
         </w:numPr>
       </w:pPr>
+      <w:r>
+        <w:t xml:space="preserve">Waterloop - Team Leader Magnetic Wheel. Competed at SpaceX</w:t>
+      </w:r>
+      <w:r>
+        <w:t xml:space="preserve"> </w:t>
+      </w:r>
       <w:hyperlink r:id="rId53">
-        <w:r>
-          <w:rPr>
-            <w:rStyle w:val="Hyperlink"/>
-          </w:rPr>
-          <w:t xml:space="preserve">Waterloop</w:t>
-        </w:r>
-      </w:hyperlink>
-      <w:r>
-        <w:t xml:space="preserve"> </w:t>
-      </w:r>
-      <w:r>
-        <w:t xml:space="preserve">- Team Leader Magnetic Wheel. Competed at SpaceX</w:t>
-      </w:r>
-      <w:r>
-        <w:t xml:space="preserve"> </w:t>
-      </w:r>
-      <w:hyperlink r:id="rId54">
         <w:r>
           <w:rPr>
             <w:rStyle w:val="Hyperlink"/>
@@ -1228,11 +1217,11 @@
       <w:pPr>
         <w:pStyle w:val="Heading1"/>
       </w:pPr>
-      <w:bookmarkStart w:id="55" w:name="publications"/>
+      <w:bookmarkStart w:id="54" w:name="publications"/>
       <w:r>
         <w:t xml:space="preserve">PUBLICATIONS</w:t>
       </w:r>
-      <w:bookmarkEnd w:id="55"/>
+      <w:bookmarkEnd w:id="54"/>
     </w:p>
     <w:p>
       <w:pPr>
@@ -1241,7 +1230,7 @@
           <w:numId w:val="1010"/>
         </w:numPr>
       </w:pPr>
-      <w:hyperlink r:id="rId56">
+      <w:hyperlink r:id="rId55">
         <w:r>
           <w:rPr>
             <w:rStyle w:val="Hyperlink"/>
@@ -1272,11 +1261,11 @@
       <w:pPr>
         <w:pStyle w:val="Heading1"/>
       </w:pPr>
-      <w:bookmarkStart w:id="57" w:name="awards"/>
+      <w:bookmarkStart w:id="56" w:name="awards"/>
       <w:r>
         <w:t xml:space="preserve">AWARDS</w:t>
       </w:r>
-      <w:bookmarkEnd w:id="57"/>
+      <w:bookmarkEnd w:id="56"/>
     </w:p>
     <w:p>
       <w:pPr>
@@ -1285,7 +1274,7 @@
           <w:numId w:val="1011"/>
         </w:numPr>
       </w:pPr>
-      <w:hyperlink r:id="rId58">
+      <w:hyperlink r:id="rId57">
         <w:r>
           <w:rPr>
             <w:rStyle w:val="Hyperlink"/>
